--- a/Website/Design_Documents/Schema_Composition/CartItems_Schema_Composition.docx
+++ b/Website/Design_Documents/Schema_Composition/CartItems_Schema_Composition.docx
@@ -54,9 +54,11 @@
             <w:tcW w:w="4225" w:type="dxa"/>
           </w:tcPr>
           <w:p>
+            <w:proofErr w:type="spellStart"/>
             <w:r>
               <w:t>cartItemRequestSchema</w:t>
             </w:r>
+            <w:proofErr w:type="spellEnd"/>
           </w:p>
         </w:tc>
         <w:tc>
@@ -69,24 +71,41 @@
             </w:r>
           </w:p>
           <w:p>
-            <w:r>
-              <w:t>cart_item_name,</w:t>
-            </w:r>
-          </w:p>
-          <w:p>
-            <w:r>
-              <w:t>cart_item_price,</w:t>
-            </w:r>
-          </w:p>
-          <w:p>
-            <w:r>
-              <w:t>cart_item_image_uri,</w:t>
-            </w:r>
-          </w:p>
-          <w:p>
+            <w:proofErr w:type="spellStart"/>
+            <w:r>
+              <w:t>cart_item_name</w:t>
+            </w:r>
+            <w:proofErr w:type="spellEnd"/>
+            <w:r>
+              <w:t>,</w:t>
+            </w:r>
+          </w:p>
+          <w:p>
+            <w:proofErr w:type="spellStart"/>
+            <w:r>
+              <w:t>cart_item_price</w:t>
+            </w:r>
+            <w:proofErr w:type="spellEnd"/>
+            <w:r>
+              <w:t>,</w:t>
+            </w:r>
+          </w:p>
+          <w:p>
+            <w:proofErr w:type="spellStart"/>
+            <w:r>
+              <w:t>cart_item_image_uri</w:t>
+            </w:r>
+            <w:proofErr w:type="spellEnd"/>
+            <w:r>
+              <w:t>,</w:t>
+            </w:r>
+          </w:p>
+          <w:p>
+            <w:proofErr w:type="spellStart"/>
             <w:r>
               <w:t>cart_item_quantity</w:t>
             </w:r>
+            <w:proofErr w:type="spellEnd"/>
           </w:p>
           <w:p>
             <w:r>
@@ -101,9 +120,11 @@
             <w:tcW w:w="4225" w:type="dxa"/>
           </w:tcPr>
           <w:p>
+            <w:proofErr w:type="spellStart"/>
             <w:r>
               <w:t>cartItemResponseSchema</w:t>
             </w:r>
+            <w:proofErr w:type="spellEnd"/>
           </w:p>
         </w:tc>
         <w:tc>
@@ -116,54 +137,48 @@
             </w:r>
           </w:p>
           <w:p>
+            <w:proofErr w:type="spellStart"/>
             <w:r>
               <w:t>cart_item_id</w:t>
             </w:r>
-          </w:p>
-          <w:p>
-            <w:r>
-              <w:t>cart_item_name,</w:t>
-            </w:r>
-          </w:p>
-          <w:p>
-            <w:r>
-              <w:t>cart_item_price,</w:t>
-            </w:r>
-          </w:p>
-          <w:p>
-            <w:r>
-              <w:t>cart_item_image_uri,</w:t>
-            </w:r>
-          </w:p>
-          <w:p>
+            <w:proofErr w:type="spellEnd"/>
+          </w:p>
+          <w:p>
+            <w:proofErr w:type="spellStart"/>
+            <w:r>
+              <w:t>cart_item_name</w:t>
+            </w:r>
+            <w:proofErr w:type="spellEnd"/>
+            <w:r>
+              <w:t>,</w:t>
+            </w:r>
+          </w:p>
+          <w:p>
+            <w:proofErr w:type="spellStart"/>
+            <w:r>
+              <w:t>cart_item_price</w:t>
+            </w:r>
+            <w:proofErr w:type="spellEnd"/>
+            <w:r>
+              <w:t>,</w:t>
+            </w:r>
+          </w:p>
+          <w:p>
+            <w:proofErr w:type="spellStart"/>
+            <w:r>
+              <w:t>cart_item_image_uri</w:t>
+            </w:r>
+            <w:proofErr w:type="spellEnd"/>
+            <w:r>
+              <w:t>,</w:t>
+            </w:r>
+          </w:p>
+          <w:p>
+            <w:proofErr w:type="spellStart"/>
             <w:r>
               <w:t>cart_item_quantity</w:t>
             </w:r>
-            <w:r>
-              <w:t>,</w:t>
-            </w:r>
-          </w:p>
-          <w:p>
-            <w:pPr>
-              <w:rPr>
-                <w:b/>
-                <w:bCs/>
-              </w:rPr>
-            </w:pPr>
-            <w:r>
-              <w:rPr>
-                <w:b/>
-                <w:bCs/>
-              </w:rPr>
-              <w:t>_id</w:t>
-            </w:r>
-            <w:r>
-              <w:rPr>
-                <w:b/>
-                <w:bCs/>
-              </w:rPr>
-              <w:t>.OPTIONAL</w:t>
-            </w:r>
+            <w:proofErr w:type="spellEnd"/>
           </w:p>
           <w:p>
             <w:r>
@@ -178,9 +193,17 @@
             <w:tcW w:w="4225" w:type="dxa"/>
           </w:tcPr>
           <w:p>
-            <w:r>
-              <w:t>cartItemArraySchema</w:t>
-            </w:r>
+            <w:proofErr w:type="spellStart"/>
+            <w:r>
+              <w:t>cartItemArray</w:t>
+            </w:r>
+            <w:r>
+              <w:t>Zero</w:t>
+            </w:r>
+            <w:r>
+              <w:t>Schema</w:t>
+            </w:r>
+            <w:proofErr w:type="spellEnd"/>
           </w:p>
         </w:tc>
         <w:tc>
@@ -189,7 +212,15 @@
           </w:tcPr>
           <w:p>
             <w:r>
-              <w:t>Array of cartItemRequestSchema with min(0)</w:t>
+              <w:t xml:space="preserve">Array of </w:t>
+            </w:r>
+            <w:proofErr w:type="spellStart"/>
+            <w:r>
+              <w:t>cartItemResponseSchema</w:t>
+            </w:r>
+            <w:proofErr w:type="spellEnd"/>
+            <w:r>
+              <w:t xml:space="preserve"> with min(0)</w:t>
             </w:r>
           </w:p>
         </w:tc>
@@ -200,9 +231,11 @@
             <w:tcW w:w="4225" w:type="dxa"/>
           </w:tcPr>
           <w:p>
-            <w:r>
-              <w:t>cartItemResponseArraySchema</w:t>
-            </w:r>
+            <w:proofErr w:type="spellStart"/>
+            <w:r>
+              <w:t>updateCartItemPriceSchema</w:t>
+            </w:r>
+            <w:proofErr w:type="spellEnd"/>
           </w:p>
         </w:tc>
         <w:tc>
@@ -211,44 +244,18 @@
           </w:tcPr>
           <w:p>
             <w:r>
-              <w:t>Array of cartItemRe</w:t>
-            </w:r>
-            <w:r>
-              <w:t>sponse</w:t>
-            </w:r>
-            <w:r>
-              <w:t>Schema with min(0)</w:t>
-            </w:r>
-          </w:p>
-        </w:tc>
-      </w:tr>
-      <w:tr>
-        <w:tc>
-          <w:tcPr>
-            <w:tcW w:w="4225" w:type="dxa"/>
-          </w:tcPr>
-          <w:p>
-            <w:r>
-              <w:t>updateCartItemPriceSchema</w:t>
-            </w:r>
-          </w:p>
-        </w:tc>
-        <w:tc>
-          <w:tcPr>
-            <w:tcW w:w="5125" w:type="dxa"/>
-          </w:tcPr>
-          <w:p>
-            <w:r>
               <w:t>{</w:t>
             </w:r>
           </w:p>
           <w:p>
+            <w:proofErr w:type="spellStart"/>
             <w:r>
               <w:t>c</w:t>
             </w:r>
             <w:r>
               <w:t>art_item_price</w:t>
             </w:r>
+            <w:proofErr w:type="spellEnd"/>
           </w:p>
           <w:p>
             <w:r>
